--- a/Biooil_Data_ML_Submission_Packages/03_Fuel_Processing_Technology/07_DECLARATIONS.docx
+++ b/Biooil_Data_ML_Submission_Packages/03_Fuel_Processing_Technology/07_DECLARATIONS.docx
@@ -529,7 +529,7 @@
     <w:link w:val="Balk1Char"/>
     <w:uiPriority w:val="9"/>
     <w:qFormat/>
-    <w:rsid w:val="00BB5FBE"/>
+    <w:rsid w:val="00D964A3"/>
     <w:pPr>
       <w:keepNext/>
       <w:keepLines/>
@@ -551,7 +551,7 @@
     <w:uiPriority w:val="9"/>
     <w:unhideWhenUsed/>
     <w:qFormat/>
-    <w:rsid w:val="00BB5FBE"/>
+    <w:rsid w:val="00D964A3"/>
     <w:pPr>
       <w:keepNext/>
       <w:keepLines/>
@@ -574,7 +574,7 @@
     <w:semiHidden/>
     <w:unhideWhenUsed/>
     <w:qFormat/>
-    <w:rsid w:val="00BB5FBE"/>
+    <w:rsid w:val="00D964A3"/>
     <w:pPr>
       <w:keepNext/>
       <w:keepLines/>
@@ -597,7 +597,7 @@
     <w:semiHidden/>
     <w:unhideWhenUsed/>
     <w:qFormat/>
-    <w:rsid w:val="00BB5FBE"/>
+    <w:rsid w:val="00D964A3"/>
     <w:pPr>
       <w:keepNext/>
       <w:keepLines/>
@@ -620,7 +620,7 @@
     <w:semiHidden/>
     <w:unhideWhenUsed/>
     <w:qFormat/>
-    <w:rsid w:val="00BB5FBE"/>
+    <w:rsid w:val="00D964A3"/>
     <w:pPr>
       <w:keepNext/>
       <w:keepLines/>
@@ -641,7 +641,7 @@
     <w:semiHidden/>
     <w:unhideWhenUsed/>
     <w:qFormat/>
-    <w:rsid w:val="00BB5FBE"/>
+    <w:rsid w:val="00D964A3"/>
     <w:pPr>
       <w:keepNext/>
       <w:keepLines/>
@@ -664,7 +664,7 @@
     <w:semiHidden/>
     <w:unhideWhenUsed/>
     <w:qFormat/>
-    <w:rsid w:val="00BB5FBE"/>
+    <w:rsid w:val="00D964A3"/>
     <w:pPr>
       <w:keepNext/>
       <w:keepLines/>
@@ -685,7 +685,7 @@
     <w:semiHidden/>
     <w:unhideWhenUsed/>
     <w:qFormat/>
-    <w:rsid w:val="00BB5FBE"/>
+    <w:rsid w:val="00D964A3"/>
     <w:pPr>
       <w:keepNext/>
       <w:keepLines/>
@@ -708,7 +708,7 @@
     <w:semiHidden/>
     <w:unhideWhenUsed/>
     <w:qFormat/>
-    <w:rsid w:val="00BB5FBE"/>
+    <w:rsid w:val="00D964A3"/>
     <w:pPr>
       <w:keepNext/>
       <w:keepLines/>
@@ -752,7 +752,7 @@
     <w:basedOn w:val="VarsaylanParagrafYazTipi"/>
     <w:link w:val="Balk1"/>
     <w:uiPriority w:val="9"/>
-    <w:rsid w:val="00BB5FBE"/>
+    <w:rsid w:val="00D964A3"/>
     <w:rPr>
       <w:rFonts w:asciiTheme="majorHAnsi" w:eastAsiaTheme="majorEastAsia" w:hAnsiTheme="majorHAnsi" w:cstheme="majorBidi"/>
       <w:color w:val="2F5496" w:themeColor="accent1" w:themeShade="BF"/>
@@ -765,7 +765,7 @@
     <w:basedOn w:val="VarsaylanParagrafYazTipi"/>
     <w:link w:val="Balk2"/>
     <w:uiPriority w:val="9"/>
-    <w:rsid w:val="00BB5FBE"/>
+    <w:rsid w:val="00D964A3"/>
     <w:rPr>
       <w:rFonts w:asciiTheme="majorHAnsi" w:eastAsiaTheme="majorEastAsia" w:hAnsiTheme="majorHAnsi" w:cstheme="majorBidi"/>
       <w:color w:val="2F5496" w:themeColor="accent1" w:themeShade="BF"/>
@@ -779,7 +779,7 @@
     <w:link w:val="Balk3"/>
     <w:uiPriority w:val="9"/>
     <w:semiHidden/>
-    <w:rsid w:val="00BB5FBE"/>
+    <w:rsid w:val="00D964A3"/>
     <w:rPr>
       <w:rFonts w:eastAsiaTheme="majorEastAsia" w:cstheme="majorBidi"/>
       <w:color w:val="2F5496" w:themeColor="accent1" w:themeShade="BF"/>
@@ -793,7 +793,7 @@
     <w:link w:val="Balk4"/>
     <w:uiPriority w:val="9"/>
     <w:semiHidden/>
-    <w:rsid w:val="00BB5FBE"/>
+    <w:rsid w:val="00D964A3"/>
     <w:rPr>
       <w:rFonts w:eastAsiaTheme="majorEastAsia" w:cstheme="majorBidi"/>
       <w:i/>
@@ -807,7 +807,7 @@
     <w:link w:val="Balk5"/>
     <w:uiPriority w:val="9"/>
     <w:semiHidden/>
-    <w:rsid w:val="00BB5FBE"/>
+    <w:rsid w:val="00D964A3"/>
     <w:rPr>
       <w:rFonts w:eastAsiaTheme="majorEastAsia" w:cstheme="majorBidi"/>
       <w:color w:val="2F5496" w:themeColor="accent1" w:themeShade="BF"/>
@@ -819,7 +819,7 @@
     <w:link w:val="Balk6"/>
     <w:uiPriority w:val="9"/>
     <w:semiHidden/>
-    <w:rsid w:val="00BB5FBE"/>
+    <w:rsid w:val="00D964A3"/>
     <w:rPr>
       <w:rFonts w:eastAsiaTheme="majorEastAsia" w:cstheme="majorBidi"/>
       <w:i/>
@@ -833,7 +833,7 @@
     <w:link w:val="Balk7"/>
     <w:uiPriority w:val="9"/>
     <w:semiHidden/>
-    <w:rsid w:val="00BB5FBE"/>
+    <w:rsid w:val="00D964A3"/>
     <w:rPr>
       <w:rFonts w:eastAsiaTheme="majorEastAsia" w:cstheme="majorBidi"/>
       <w:color w:val="595959" w:themeColor="text1" w:themeTint="A6"/>
@@ -845,7 +845,7 @@
     <w:link w:val="Balk8"/>
     <w:uiPriority w:val="9"/>
     <w:semiHidden/>
-    <w:rsid w:val="00BB5FBE"/>
+    <w:rsid w:val="00D964A3"/>
     <w:rPr>
       <w:rFonts w:eastAsiaTheme="majorEastAsia" w:cstheme="majorBidi"/>
       <w:i/>
@@ -859,7 +859,7 @@
     <w:link w:val="Balk9"/>
     <w:uiPriority w:val="9"/>
     <w:semiHidden/>
-    <w:rsid w:val="00BB5FBE"/>
+    <w:rsid w:val="00D964A3"/>
     <w:rPr>
       <w:rFonts w:eastAsiaTheme="majorEastAsia" w:cstheme="majorBidi"/>
       <w:color w:val="272727" w:themeColor="text1" w:themeTint="D8"/>
@@ -872,7 +872,7 @@
     <w:link w:val="KonuBalChar"/>
     <w:uiPriority w:val="10"/>
     <w:qFormat/>
-    <w:rsid w:val="00BB5FBE"/>
+    <w:rsid w:val="00D964A3"/>
     <w:pPr>
       <w:spacing w:after="80" w:line="240" w:lineRule="auto"/>
       <w:contextualSpacing/>
@@ -890,7 +890,7 @@
     <w:basedOn w:val="VarsaylanParagrafYazTipi"/>
     <w:link w:val="KonuBal"/>
     <w:uiPriority w:val="10"/>
-    <w:rsid w:val="00BB5FBE"/>
+    <w:rsid w:val="00D964A3"/>
     <w:rPr>
       <w:rFonts w:asciiTheme="majorHAnsi" w:eastAsiaTheme="majorEastAsia" w:hAnsiTheme="majorHAnsi" w:cstheme="majorBidi"/>
       <w:spacing w:val="-10"/>
@@ -906,7 +906,7 @@
     <w:link w:val="AltyazChar"/>
     <w:uiPriority w:val="11"/>
     <w:qFormat/>
-    <w:rsid w:val="00BB5FBE"/>
+    <w:rsid w:val="00D964A3"/>
     <w:pPr>
       <w:numPr>
         <w:ilvl w:val="1"/>
@@ -925,7 +925,7 @@
     <w:basedOn w:val="VarsaylanParagrafYazTipi"/>
     <w:link w:val="Altyaz"/>
     <w:uiPriority w:val="11"/>
-    <w:rsid w:val="00BB5FBE"/>
+    <w:rsid w:val="00D964A3"/>
     <w:rPr>
       <w:rFonts w:eastAsiaTheme="majorEastAsia" w:cstheme="majorBidi"/>
       <w:color w:val="595959" w:themeColor="text1" w:themeTint="A6"/>
@@ -941,7 +941,7 @@
     <w:link w:val="AlntChar"/>
     <w:uiPriority w:val="29"/>
     <w:qFormat/>
-    <w:rsid w:val="00BB5FBE"/>
+    <w:rsid w:val="00D964A3"/>
     <w:pPr>
       <w:spacing w:before="160"/>
       <w:jc w:val="center"/>
@@ -957,7 +957,7 @@
     <w:basedOn w:val="VarsaylanParagrafYazTipi"/>
     <w:link w:val="Alnt"/>
     <w:uiPriority w:val="29"/>
-    <w:rsid w:val="00BB5FBE"/>
+    <w:rsid w:val="00D964A3"/>
     <w:rPr>
       <w:i/>
       <w:iCs/>
@@ -969,7 +969,7 @@
     <w:basedOn w:val="Normal"/>
     <w:uiPriority w:val="34"/>
     <w:qFormat/>
-    <w:rsid w:val="00BB5FBE"/>
+    <w:rsid w:val="00D964A3"/>
     <w:pPr>
       <w:ind w:left="720"/>
       <w:contextualSpacing/>
@@ -980,7 +980,7 @@
     <w:basedOn w:val="VarsaylanParagrafYazTipi"/>
     <w:uiPriority w:val="21"/>
     <w:qFormat/>
-    <w:rsid w:val="00BB5FBE"/>
+    <w:rsid w:val="00D964A3"/>
     <w:rPr>
       <w:i/>
       <w:iCs/>
@@ -994,7 +994,7 @@
     <w:link w:val="GlAlntChar"/>
     <w:uiPriority w:val="30"/>
     <w:qFormat/>
-    <w:rsid w:val="00BB5FBE"/>
+    <w:rsid w:val="00D964A3"/>
     <w:pPr>
       <w:pBdr>
         <w:top w:val="single" w:sz="4" w:space="10" w:color="2F5496" w:themeColor="accent1" w:themeShade="BF"/>
@@ -1015,7 +1015,7 @@
     <w:basedOn w:val="VarsaylanParagrafYazTipi"/>
     <w:link w:val="GlAlnt"/>
     <w:uiPriority w:val="30"/>
-    <w:rsid w:val="00BB5FBE"/>
+    <w:rsid w:val="00D964A3"/>
     <w:rPr>
       <w:i/>
       <w:iCs/>
@@ -1027,7 +1027,7 @@
     <w:basedOn w:val="VarsaylanParagrafYazTipi"/>
     <w:uiPriority w:val="32"/>
     <w:qFormat/>
-    <w:rsid w:val="00BB5FBE"/>
+    <w:rsid w:val="00D964A3"/>
     <w:rPr>
       <w:b/>
       <w:bCs/>
